--- a/returns_policy.docx
+++ b/returns_policy.docx
@@ -4,7 +4,7 @@
   <w:body>
     <w:p>
       <w:r>
-        <w:t>Ringo Privacy Policy</w:t>
+        <w:t>Ringo Returns &amp; Size Exchange Policy</w:t>
       </w:r>
     </w:p>
     <w:p>
@@ -14,42 +14,34 @@
     </w:p>
     <w:p>
       <w:r>
-        <w:t>Welcome to Ringo. We operate this website and digital storefront, including all associated features, tools, products, services and content (collectively, the "Services"), to provide you with a secure and personalised shopping experience.</w:t>
+        <w:t>30-Day Returns</w:t>
       </w:r>
     </w:p>
     <w:p>
       <w:r>
-        <w:t>This Privacy Policy explains how Ringo collects, uses, stores, protects and shares your personal information when you visit our website, place an order, contact us or otherwise interact with our Services.</w:t>
+        <w:t>Customers may return eligible items within 30 days of delivery.</w:t>
       </w:r>
     </w:p>
     <w:p>
       <w:r>
-        <w:t>Categories of information collected include contact information, payment-related transaction information, account information, order information, communications, technical information and usage data.</w:t>
+        <w:t>Free Size Exchange</w:t>
       </w:r>
     </w:p>
     <w:p>
       <w:r>
-        <w:t>We use information to fulfil orders, provide customer support, prevent fraud, send marketing communications where permitted and comply with legal obligations.</w:t>
+        <w:t>One complimentary size exchange is available within 30 days of delivery, subject to stock availability.</w:t>
       </w:r>
     </w:p>
     <w:p>
       <w:r>
-        <w:t>We use cookies and similar technologies to operate and improve our website.</w:t>
+        <w:t>Refunds will be processed to the original payment method after inspection of returned goods.</w:t>
       </w:r>
     </w:p>
     <w:p>
       <w:r>
-        <w:t>We retain personal information only as long as necessary to fulfil orders, comply with legal obligations and resolve disputes.</w:t>
-      </w:r>
-    </w:p>
-    <w:p>
-      <w:r>
-        <w:t>You may have rights including access, correction, deletion and portability of your information.</w:t>
-      </w:r>
-    </w:p>
-    <w:p>
-      <w:r>
-        <w:t>Contact: davidr@ringotap.xyz</w:t>
+        <w:t>Contact:</w:t>
+        <w:br/>
+        <w:t>davidr@ringotap.xyz</w:t>
         <w:br/>
       </w:r>
     </w:p>

--- a/returns_policy.docx
+++ b/returns_policy.docx
@@ -41,7 +41,7 @@
       <w:r>
         <w:t>Contact:</w:t>
         <w:br/>
-        <w:t>davidr@ringotap.xyz</w:t>
+        <w:t>davidr@paywithringo.com</w:t>
         <w:br/>
       </w:r>
     </w:p>
